--- a/_downloads/8ed23c665c0f0e39d61c4ef974d29699/CPX_Assignment_Stage4.docx
+++ b/_downloads/8ed23c665c0f0e39d61c4ef974d29699/CPX_Assignment_Stage4.docx
@@ -2169,13 +2169,24 @@
     <w:p>
       <w:pPr>
         <w:spacing w:after="0" w:line="240" w:lineRule="auto"/>
+        <w:rPr>
+          <w:rFonts w:ascii="Helvetica" w:eastAsia="Times New Roman" w:hAnsi="Helvetica" w:cs="Helvetica"/>
+          <w:color w:val="333333"/>
+          <w:sz w:val="21"/>
+          <w:szCs w:val="21"/>
+          <w:shd w:val="clear" w:color="auto" w:fill="FFFFFF"/>
+        </w:rPr>
       </w:pPr>
       <w:hyperlink r:id="rId6" w:history="1">
         <w:r>
           <w:rPr>
             <w:rStyle w:val="Hyperlink"/>
+            <w:rFonts w:ascii="Helvetica" w:eastAsia="Times New Roman" w:hAnsi="Helvetica" w:cs="Helvetica"/>
+            <w:sz w:val="21"/>
+            <w:szCs w:val="21"/>
+            <w:shd w:val="clear" w:color="auto" w:fill="FFFFFF"/>
           </w:rPr>
-          <w:t>https://github.com/GeorgeYork/ece485_final_cadet_stage4</w:t>
+          <w:t>https://github.com/GeorgeYork/ece485_cadet_cpx_stage4</w:t>
         </w:r>
       </w:hyperlink>
     </w:p>
@@ -2388,7 +2399,27 @@
                 <w:szCs w:val="21"/>
                 <w:shd w:val="clear" w:color="auto" w:fill="FFFFFF"/>
               </w:rPr>
-              <w:t>updates new program counter [do not change]</w:t>
+              <w:t>updates new program counter [</w:t>
+            </w:r>
+            <w:r>
+              <w:rPr>
+                <w:rFonts w:ascii="Helvetica" w:eastAsia="Times New Roman" w:hAnsi="Helvetica" w:cs="Helvetica"/>
+                <w:color w:val="EE0000"/>
+                <w:sz w:val="21"/>
+                <w:szCs w:val="21"/>
+                <w:shd w:val="clear" w:color="auto" w:fill="FFFFFF"/>
+              </w:rPr>
+              <w:t>do not change</w:t>
+            </w:r>
+            <w:r>
+              <w:rPr>
+                <w:rFonts w:ascii="Helvetica" w:eastAsia="Times New Roman" w:hAnsi="Helvetica" w:cs="Helvetica"/>
+                <w:color w:val="333333"/>
+                <w:sz w:val="21"/>
+                <w:szCs w:val="21"/>
+                <w:shd w:val="clear" w:color="auto" w:fill="FFFFFF"/>
+              </w:rPr>
+              <w:t>]</w:t>
             </w:r>
           </w:p>
         </w:tc>
@@ -2898,7 +2929,27 @@
                 <w:szCs w:val="21"/>
                 <w:shd w:val="clear" w:color="auto" w:fill="FFFFFF"/>
               </w:rPr>
-              <w:t xml:space="preserve"> [do not change]</w:t>
+              <w:t xml:space="preserve"> [</w:t>
+            </w:r>
+            <w:r>
+              <w:rPr>
+                <w:rFonts w:ascii="Helvetica" w:eastAsia="Times New Roman" w:hAnsi="Helvetica" w:cs="Helvetica"/>
+                <w:color w:val="EE0000"/>
+                <w:sz w:val="21"/>
+                <w:szCs w:val="21"/>
+                <w:shd w:val="clear" w:color="auto" w:fill="FFFFFF"/>
+              </w:rPr>
+              <w:t>do not change</w:t>
+            </w:r>
+            <w:r>
+              <w:rPr>
+                <w:rFonts w:ascii="Helvetica" w:eastAsia="Times New Roman" w:hAnsi="Helvetica" w:cs="Helvetica"/>
+                <w:color w:val="333333"/>
+                <w:sz w:val="21"/>
+                <w:szCs w:val="21"/>
+                <w:shd w:val="clear" w:color="auto" w:fill="FFFFFF"/>
+              </w:rPr>
+              <w:t>]</w:t>
             </w:r>
           </w:p>
         </w:tc>
@@ -3188,7 +3239,27 @@
                 <w:szCs w:val="21"/>
                 <w:shd w:val="clear" w:color="auto" w:fill="FFFFFF"/>
               </w:rPr>
-              <w:t>[do not change]</w:t>
+              <w:t>[</w:t>
+            </w:r>
+            <w:r>
+              <w:rPr>
+                <w:rFonts w:ascii="Helvetica" w:eastAsia="Times New Roman" w:hAnsi="Helvetica" w:cs="Helvetica"/>
+                <w:color w:val="EE0000"/>
+                <w:sz w:val="21"/>
+                <w:szCs w:val="21"/>
+                <w:shd w:val="clear" w:color="auto" w:fill="FFFFFF"/>
+              </w:rPr>
+              <w:t>do not change</w:t>
+            </w:r>
+            <w:r>
+              <w:rPr>
+                <w:rFonts w:ascii="Helvetica" w:eastAsia="Times New Roman" w:hAnsi="Helvetica" w:cs="Helvetica"/>
+                <w:color w:val="333333"/>
+                <w:sz w:val="21"/>
+                <w:szCs w:val="21"/>
+                <w:shd w:val="clear" w:color="auto" w:fill="FFFFFF"/>
+              </w:rPr>
+              <w:t>]</w:t>
             </w:r>
           </w:p>
         </w:tc>
@@ -3286,7 +3357,27 @@
                 <w:szCs w:val="21"/>
                 <w:shd w:val="clear" w:color="auto" w:fill="FFFFFF"/>
               </w:rPr>
-              <w:t xml:space="preserve"> [do not change]</w:t>
+              <w:t xml:space="preserve"> [</w:t>
+            </w:r>
+            <w:r>
+              <w:rPr>
+                <w:rFonts w:ascii="Helvetica" w:eastAsia="Times New Roman" w:hAnsi="Helvetica" w:cs="Helvetica"/>
+                <w:color w:val="EE0000"/>
+                <w:sz w:val="21"/>
+                <w:szCs w:val="21"/>
+                <w:shd w:val="clear" w:color="auto" w:fill="FFFFFF"/>
+              </w:rPr>
+              <w:t>do not change</w:t>
+            </w:r>
+            <w:r>
+              <w:rPr>
+                <w:rFonts w:ascii="Helvetica" w:eastAsia="Times New Roman" w:hAnsi="Helvetica" w:cs="Helvetica"/>
+                <w:color w:val="333333"/>
+                <w:sz w:val="21"/>
+                <w:szCs w:val="21"/>
+                <w:shd w:val="clear" w:color="auto" w:fill="FFFFFF"/>
+              </w:rPr>
+              <w:t>]</w:t>
             </w:r>
           </w:p>
         </w:tc>
@@ -3544,7 +3635,27 @@
                 <w:szCs w:val="21"/>
                 <w:shd w:val="clear" w:color="auto" w:fill="FFFFFF"/>
               </w:rPr>
-              <w:t xml:space="preserve"> [do not change]</w:t>
+              <w:t xml:space="preserve"> [</w:t>
+            </w:r>
+            <w:r>
+              <w:rPr>
+                <w:rFonts w:ascii="Helvetica" w:eastAsia="Times New Roman" w:hAnsi="Helvetica" w:cs="Helvetica"/>
+                <w:color w:val="EE0000"/>
+                <w:sz w:val="21"/>
+                <w:szCs w:val="21"/>
+                <w:shd w:val="clear" w:color="auto" w:fill="FFFFFF"/>
+              </w:rPr>
+              <w:t>do not change</w:t>
+            </w:r>
+            <w:r>
+              <w:rPr>
+                <w:rFonts w:ascii="Helvetica" w:eastAsia="Times New Roman" w:hAnsi="Helvetica" w:cs="Helvetica"/>
+                <w:color w:val="333333"/>
+                <w:sz w:val="21"/>
+                <w:szCs w:val="21"/>
+                <w:shd w:val="clear" w:color="auto" w:fill="FFFFFF"/>
+              </w:rPr>
+              <w:t>]</w:t>
             </w:r>
           </w:p>
         </w:tc>
@@ -3632,7 +3743,27 @@
                 <w:szCs w:val="21"/>
                 <w:shd w:val="clear" w:color="auto" w:fill="FFFFFF"/>
               </w:rPr>
-              <w:t xml:space="preserve"> to test overall architecture [do not need to change]</w:t>
+              <w:t xml:space="preserve"> to test overall architecture [</w:t>
+            </w:r>
+            <w:r>
+              <w:rPr>
+                <w:rFonts w:ascii="Helvetica" w:eastAsia="Times New Roman" w:hAnsi="Helvetica" w:cs="Helvetica"/>
+                <w:color w:val="EE0000"/>
+                <w:sz w:val="21"/>
+                <w:szCs w:val="21"/>
+                <w:shd w:val="clear" w:color="auto" w:fill="FFFFFF"/>
+              </w:rPr>
+              <w:t>do not need to change</w:t>
+            </w:r>
+            <w:r>
+              <w:rPr>
+                <w:rFonts w:ascii="Helvetica" w:eastAsia="Times New Roman" w:hAnsi="Helvetica" w:cs="Helvetica"/>
+                <w:color w:val="333333"/>
+                <w:sz w:val="21"/>
+                <w:szCs w:val="21"/>
+                <w:shd w:val="clear" w:color="auto" w:fill="FFFFFF"/>
+              </w:rPr>
+              <w:t>]</w:t>
             </w:r>
           </w:p>
         </w:tc>
@@ -3911,31 +4042,25 @@
           <w:szCs w:val="21"/>
           <w:shd w:val="clear" w:color="auto" w:fill="FFFFFF"/>
         </w:rPr>
-        <w:t xml:space="preserve"> the project ece485_final</w:t>
-      </w:r>
-      <w:r>
-        <w:rPr>
-          <w:rFonts w:ascii="Helvetica" w:eastAsia="Times New Roman" w:hAnsi="Helvetica" w:cs="Helvetica"/>
-          <w:color w:val="333333"/>
-          <w:sz w:val="21"/>
-          <w:szCs w:val="21"/>
-          <w:shd w:val="clear" w:color="auto" w:fill="FFFFFF"/>
-        </w:rPr>
-        <w:t>_cadet</w:t>
-      </w:r>
-      <w:r>
-        <w:rPr>
-          <w:rFonts w:ascii="Helvetica" w:eastAsia="Times New Roman" w:hAnsi="Helvetica" w:cs="Helvetica"/>
-          <w:color w:val="333333"/>
-          <w:sz w:val="21"/>
-          <w:szCs w:val="21"/>
-          <w:shd w:val="clear" w:color="auto" w:fill="FFFFFF"/>
-        </w:rPr>
-        <w:t>_stage</w:t>
-      </w:r>
-      <w:r>
-        <w:rPr>
-          <w:rFonts w:ascii="Helvetica" w:eastAsia="Times New Roman" w:hAnsi="Helvetica" w:cs="Helvetica"/>
+        <w:t xml:space="preserve"> the project </w:t>
+      </w:r>
+      <w:r>
+        <w:rPr>
+          <w:rFonts w:ascii="Helvetica" w:eastAsia="Times New Roman" w:hAnsi="Helvetica" w:cs="Helvetica"/>
+          <w:b/>
+          <w:bCs/>
+          <w:color w:val="333333"/>
+          <w:sz w:val="21"/>
+          <w:szCs w:val="21"/>
+          <w:shd w:val="clear" w:color="auto" w:fill="FFFFFF"/>
+        </w:rPr>
+        <w:t>ece485_cadet_cpx_stage</w:t>
+      </w:r>
+      <w:r>
+        <w:rPr>
+          <w:rFonts w:ascii="Helvetica" w:eastAsia="Times New Roman" w:hAnsi="Helvetica" w:cs="Helvetica"/>
+          <w:b/>
+          <w:bCs/>
           <w:color w:val="333333"/>
           <w:sz w:val="21"/>
           <w:szCs w:val="21"/>
@@ -3946,6 +4071,8 @@
       <w:r>
         <w:rPr>
           <w:rFonts w:ascii="Helvetica" w:eastAsia="Times New Roman" w:hAnsi="Helvetica" w:cs="Helvetica"/>
+          <w:b/>
+          <w:bCs/>
           <w:color w:val="333333"/>
           <w:sz w:val="21"/>
           <w:szCs w:val="21"/>
@@ -5923,27 +6050,7 @@
                 <w:szCs w:val="21"/>
                 <w:shd w:val="clear" w:color="auto" w:fill="FFFFFF"/>
               </w:rPr>
-              <w:t>B-</w:t>
-            </w:r>
-            <w:r>
-              <w:rPr>
-                <w:rFonts w:ascii="Helvetica" w:eastAsia="Times New Roman" w:hAnsi="Helvetica" w:cs="Helvetica"/>
-                <w:color w:val="333333"/>
-                <w:sz w:val="21"/>
-                <w:szCs w:val="21"/>
-                <w:shd w:val="clear" w:color="auto" w:fill="FFFFFF"/>
-              </w:rPr>
-              <w:t>Type Instruction</w:t>
-            </w:r>
-            <w:r>
-              <w:rPr>
-                <w:rFonts w:ascii="Helvetica" w:eastAsia="Times New Roman" w:hAnsi="Helvetica" w:cs="Helvetica"/>
-                <w:color w:val="333333"/>
-                <w:sz w:val="21"/>
-                <w:szCs w:val="21"/>
-                <w:shd w:val="clear" w:color="auto" w:fill="FFFFFF"/>
-              </w:rPr>
-              <w:t xml:space="preserve">: </w:t>
+              <w:t xml:space="preserve">B-Type Instruction: </w:t>
             </w:r>
           </w:p>
           <w:p>
@@ -6043,19 +6150,7 @@
                 <w:szCs w:val="21"/>
                 <w:shd w:val="clear" w:color="auto" w:fill="FFFFFF"/>
               </w:rPr>
-              <w:t xml:space="preserve">#  </w:t>
-            </w:r>
-            <w:r>
-              <w:rPr>
-                <w:rFonts w:ascii="Helvetica" w:eastAsia="Times New Roman" w:hAnsi="Helvetica" w:cs="Helvetica"/>
-                <w:i/>
-                <w:iCs/>
-                <w:color w:val="333333"/>
-                <w:sz w:val="21"/>
-                <w:szCs w:val="21"/>
-                <w:shd w:val="clear" w:color="auto" w:fill="FFFFFF"/>
-              </w:rPr>
-              <w:t>PC</w:t>
+              <w:t>#  PC</w:t>
             </w:r>
             <w:proofErr w:type="gramEnd"/>
             <w:r>
@@ -6137,17 +6232,7 @@
                 <w:szCs w:val="21"/>
                 <w:shd w:val="clear" w:color="auto" w:fill="FFFFFF"/>
               </w:rPr>
-              <w:t>:</w:t>
-            </w:r>
-            <w:r>
-              <w:rPr>
-                <w:rFonts w:ascii="Helvetica" w:eastAsia="Times New Roman" w:hAnsi="Helvetica" w:cs="Helvetica"/>
-                <w:color w:val="333333"/>
-                <w:sz w:val="21"/>
-                <w:szCs w:val="21"/>
-                <w:shd w:val="clear" w:color="auto" w:fill="FFFFFF"/>
-              </w:rPr>
-              <w:t xml:space="preserve"> immediate, sign extended to 32-bit; offset to be added to PC + 4</w:t>
+              <w:t>: immediate, sign extended to 32-bit; offset to be added to PC + 4</w:t>
             </w:r>
           </w:p>
           <w:p>
@@ -6555,16 +6640,26 @@
                 <w:szCs w:val="21"/>
                 <w:shd w:val="clear" w:color="auto" w:fill="FFFFFF"/>
               </w:rPr>
-              <w:t>11:0])</w:t>
+              <w:t>11:0]</w:t>
+            </w:r>
+            <w:r>
+              <w:rPr>
+                <w:rFonts w:ascii="Helvetica" w:hAnsi="Helvetica" w:cs="Helvetica"/>
+                <w:sz w:val="21"/>
+                <w:szCs w:val="21"/>
+                <w:shd w:val="clear" w:color="auto" w:fill="FFFFFF"/>
+              </w:rPr>
+              <w:t xml:space="preserve"> &amp; “00”)</w:t>
             </w:r>
           </w:p>
           <w:p>
             <w:pPr>
               <w:rPr>
-                <w:rFonts w:ascii="Helvetica" w:hAnsi="Helvetica" w:cs="Helvetica"/>
-                <w:color w:val="333333"/>
-                <w:sz w:val="21"/>
-                <w:szCs w:val="21"/>
+                <w:rFonts w:ascii="Helvetica" w:eastAsia="Times New Roman" w:hAnsi="Helvetica" w:cs="Helvetica"/>
+                <w:color w:val="333333"/>
+                <w:sz w:val="21"/>
+                <w:szCs w:val="21"/>
+                <w:highlight w:val="yellow"/>
                 <w:shd w:val="clear" w:color="auto" w:fill="FFFFFF"/>
               </w:rPr>
             </w:pPr>
@@ -6610,20 +6705,8 @@
                 <w:szCs w:val="21"/>
                 <w:shd w:val="clear" w:color="auto" w:fill="FFFFFF"/>
               </w:rPr>
-              <w:t>11:0] points to a byte [not word or 16-bit]</w:t>
-            </w:r>
-          </w:p>
-          <w:p>
-            <w:pPr>
-              <w:rPr>
-                <w:rFonts w:ascii="Helvetica" w:eastAsia="Times New Roman" w:hAnsi="Helvetica" w:cs="Helvetica"/>
-                <w:color w:val="333333"/>
-                <w:sz w:val="21"/>
-                <w:szCs w:val="21"/>
-                <w:highlight w:val="yellow"/>
-                <w:shd w:val="clear" w:color="auto" w:fill="FFFFFF"/>
-              </w:rPr>
-            </w:pPr>
+              <w:t>11:0] points to a word [not a byte or 16-bit]</w:t>
+            </w:r>
           </w:p>
         </w:tc>
       </w:tr>
@@ -6786,37 +6869,7 @@
                 <w:szCs w:val="21"/>
                 <w:shd w:val="clear" w:color="auto" w:fill="FFFFFF"/>
               </w:rPr>
-              <w:t xml:space="preserve">In the RISC-V architecture, </w:t>
-            </w:r>
-            <w:r>
-              <w:rPr>
-                <w:rFonts w:ascii="Helvetica" w:eastAsia="Times New Roman" w:hAnsi="Helvetica" w:cs="Helvetica"/>
-                <w:color w:val="333333"/>
-                <w:sz w:val="21"/>
-                <w:szCs w:val="21"/>
-                <w:shd w:val="clear" w:color="auto" w:fill="FFFFFF"/>
-              </w:rPr>
-              <w:t>J (jump to label) is a</w:t>
-            </w:r>
-            <w:r>
-              <w:rPr>
-                <w:rFonts w:ascii="Helvetica" w:eastAsia="Times New Roman" w:hAnsi="Helvetica" w:cs="Helvetica"/>
-                <w:color w:val="333333"/>
-                <w:sz w:val="21"/>
-                <w:szCs w:val="21"/>
-                <w:shd w:val="clear" w:color="auto" w:fill="FFFFFF"/>
-              </w:rPr>
-              <w:t xml:space="preserve"> pseudo-instruction,</w:t>
-            </w:r>
-            <w:r>
-              <w:rPr>
-                <w:rFonts w:ascii="Helvetica" w:eastAsia="Times New Roman" w:hAnsi="Helvetica" w:cs="Helvetica"/>
-                <w:color w:val="333333"/>
-                <w:sz w:val="21"/>
-                <w:szCs w:val="21"/>
-                <w:shd w:val="clear" w:color="auto" w:fill="FFFFFF"/>
-              </w:rPr>
-              <w:t xml:space="preserve"> </w:t>
+              <w:t xml:space="preserve">In the RISC-V architecture, J (jump to label) is a pseudo-instruction, </w:t>
             </w:r>
             <w:proofErr w:type="gramStart"/>
             <w:r>
@@ -6863,19 +6916,7 @@
                 <w:szCs w:val="21"/>
                 <w:shd w:val="clear" w:color="auto" w:fill="FFFFFF"/>
               </w:rPr>
-              <w:t>j label</w:t>
-            </w:r>
-            <w:r>
-              <w:rPr>
-                <w:rFonts w:ascii="Helvetica" w:eastAsia="Times New Roman" w:hAnsi="Helvetica" w:cs="Helvetica"/>
-                <w:i/>
-                <w:iCs/>
-                <w:color w:val="333333"/>
-                <w:sz w:val="21"/>
-                <w:szCs w:val="21"/>
-                <w:shd w:val="clear" w:color="auto" w:fill="FFFFFF"/>
-              </w:rPr>
-              <w:t xml:space="preserve">  </w:t>
+              <w:t xml:space="preserve">j label  </w:t>
             </w:r>
           </w:p>
           <w:p>
@@ -7057,27 +7098,7 @@
                 <w:szCs w:val="21"/>
                 <w:shd w:val="clear" w:color="auto" w:fill="FFFFFF"/>
               </w:rPr>
-              <w:t xml:space="preserve">You will add a custom </w:t>
-            </w:r>
-            <w:r>
-              <w:rPr>
-                <w:rFonts w:ascii="Helvetica" w:eastAsia="Times New Roman" w:hAnsi="Helvetica" w:cs="Helvetica"/>
-                <w:color w:val="333333"/>
-                <w:sz w:val="21"/>
-                <w:szCs w:val="21"/>
-                <w:shd w:val="clear" w:color="auto" w:fill="FFFFFF"/>
-              </w:rPr>
-              <w:t>J</w:t>
-            </w:r>
-            <w:r>
-              <w:rPr>
-                <w:rFonts w:ascii="Helvetica" w:eastAsia="Times New Roman" w:hAnsi="Helvetica" w:cs="Helvetica"/>
-                <w:color w:val="333333"/>
-                <w:sz w:val="21"/>
-                <w:szCs w:val="21"/>
-                <w:shd w:val="clear" w:color="auto" w:fill="FFFFFF"/>
-              </w:rPr>
-              <w:t xml:space="preserve"> instruction to your implementation. </w:t>
+              <w:t xml:space="preserve">You will add a custom J instruction to your implementation. </w:t>
             </w:r>
           </w:p>
           <w:p>
@@ -7098,27 +7119,7 @@
                 <w:szCs w:val="21"/>
                 <w:shd w:val="clear" w:color="auto" w:fill="FFFFFF"/>
               </w:rPr>
-              <w:t>J-</w:t>
-            </w:r>
-            <w:r>
-              <w:rPr>
-                <w:rFonts w:ascii="Helvetica" w:eastAsia="Times New Roman" w:hAnsi="Helvetica" w:cs="Helvetica"/>
-                <w:color w:val="333333"/>
-                <w:sz w:val="21"/>
-                <w:szCs w:val="21"/>
-                <w:shd w:val="clear" w:color="auto" w:fill="FFFFFF"/>
-              </w:rPr>
-              <w:t>Type Instruction</w:t>
-            </w:r>
-            <w:r>
-              <w:rPr>
-                <w:rFonts w:ascii="Helvetica" w:eastAsia="Times New Roman" w:hAnsi="Helvetica" w:cs="Helvetica"/>
-                <w:color w:val="333333"/>
-                <w:sz w:val="21"/>
-                <w:szCs w:val="21"/>
-                <w:shd w:val="clear" w:color="auto" w:fill="FFFFFF"/>
-              </w:rPr>
-              <w:t xml:space="preserve">: </w:t>
+              <w:t xml:space="preserve">J-Type Instruction: </w:t>
             </w:r>
           </w:p>
           <w:p>
@@ -7153,8 +7154,9 @@
                 <w:szCs w:val="21"/>
                 <w:shd w:val="clear" w:color="auto" w:fill="FFFFFF"/>
               </w:rPr>
-              <w:t>j</w:t>
-            </w:r>
+              <w:t xml:space="preserve">j </w:t>
+            </w:r>
+            <w:proofErr w:type="spellStart"/>
             <w:r>
               <w:rPr>
                 <w:rFonts w:ascii="Helvetica" w:eastAsia="Times New Roman" w:hAnsi="Helvetica" w:cs="Helvetica"/>
@@ -7165,9 +7167,9 @@
                 <w:szCs w:val="21"/>
                 <w:shd w:val="clear" w:color="auto" w:fill="FFFFFF"/>
               </w:rPr>
-              <w:t xml:space="preserve"> </w:t>
-            </w:r>
-            <w:proofErr w:type="spellStart"/>
+              <w:t>imm</w:t>
+            </w:r>
+            <w:proofErr w:type="spellEnd"/>
             <w:r>
               <w:rPr>
                 <w:rFonts w:ascii="Helvetica" w:eastAsia="Times New Roman" w:hAnsi="Helvetica" w:cs="Helvetica"/>
@@ -7178,9 +7180,9 @@
                 <w:szCs w:val="21"/>
                 <w:shd w:val="clear" w:color="auto" w:fill="FFFFFF"/>
               </w:rPr>
-              <w:t>imm</w:t>
-            </w:r>
-            <w:proofErr w:type="spellEnd"/>
+              <w:t xml:space="preserve">        </w:t>
+            </w:r>
+            <w:proofErr w:type="gramStart"/>
             <w:r>
               <w:rPr>
                 <w:rFonts w:ascii="Helvetica" w:eastAsia="Times New Roman" w:hAnsi="Helvetica" w:cs="Helvetica"/>
@@ -7191,32 +7193,7 @@
                 <w:szCs w:val="21"/>
                 <w:shd w:val="clear" w:color="auto" w:fill="FFFFFF"/>
               </w:rPr>
-              <w:t xml:space="preserve">        </w:t>
-            </w:r>
-            <w:proofErr w:type="gramStart"/>
-            <w:r>
-              <w:rPr>
-                <w:rFonts w:ascii="Helvetica" w:eastAsia="Times New Roman" w:hAnsi="Helvetica" w:cs="Helvetica"/>
-                <w:i/>
-                <w:iCs/>
-                <w:color w:val="333333"/>
-                <w:sz w:val="21"/>
-                <w:szCs w:val="21"/>
-                <w:shd w:val="clear" w:color="auto" w:fill="FFFFFF"/>
-              </w:rPr>
-              <w:t xml:space="preserve">#  </w:t>
-            </w:r>
-            <w:r>
-              <w:rPr>
-                <w:rFonts w:ascii="Helvetica" w:eastAsia="Times New Roman" w:hAnsi="Helvetica" w:cs="Helvetica"/>
-                <w:i/>
-                <w:iCs/>
-                <w:color w:val="333333"/>
-                <w:sz w:val="21"/>
-                <w:szCs w:val="21"/>
-                <w:shd w:val="clear" w:color="auto" w:fill="FFFFFF"/>
-              </w:rPr>
-              <w:t>PC</w:t>
+              <w:t>#  PC</w:t>
             </w:r>
             <w:proofErr w:type="gramEnd"/>
             <w:r>
@@ -7286,17 +7263,7 @@
                 <w:szCs w:val="21"/>
                 <w:shd w:val="clear" w:color="auto" w:fill="FFFFFF"/>
               </w:rPr>
-              <w:t>:</w:t>
-            </w:r>
-            <w:r>
-              <w:rPr>
-                <w:rFonts w:ascii="Helvetica" w:eastAsia="Times New Roman" w:hAnsi="Helvetica" w:cs="Helvetica"/>
-                <w:color w:val="333333"/>
-                <w:sz w:val="21"/>
-                <w:szCs w:val="21"/>
-                <w:shd w:val="clear" w:color="auto" w:fill="FFFFFF"/>
-              </w:rPr>
-              <w:t xml:space="preserve"> immediate, sign extended to 32-bit; offset to be added to PC + 4</w:t>
+              <w:t>: immediate, sign extended to 32-bit; offset to be added to PC + 4</w:t>
             </w:r>
           </w:p>
           <w:p>
@@ -7384,7 +7351,7 @@
                 <w:szCs w:val="21"/>
                 <w:shd w:val="clear" w:color="auto" w:fill="FFFFFF"/>
               </w:rPr>
-              <w:t>19]&gt; &lt;</w:t>
+              <w:t>20]&gt; &lt;</w:t>
             </w:r>
             <w:proofErr w:type="spellStart"/>
             <w:proofErr w:type="gramStart"/>
@@ -7418,7 +7385,7 @@
                 <w:szCs w:val="21"/>
                 <w:shd w:val="clear" w:color="auto" w:fill="FFFFFF"/>
               </w:rPr>
-              <w:t>9:0]&gt; &lt;</w:t>
+              <w:t>10:1]&gt; &lt;</w:t>
             </w:r>
             <w:proofErr w:type="spellStart"/>
             <w:proofErr w:type="gramStart"/>
@@ -7452,7 +7419,7 @@
                 <w:szCs w:val="21"/>
                 <w:shd w:val="clear" w:color="auto" w:fill="FFFFFF"/>
               </w:rPr>
-              <w:t>10]&gt; &lt;</w:t>
+              <w:t>11]&gt; &lt;</w:t>
             </w:r>
             <w:proofErr w:type="spellStart"/>
             <w:proofErr w:type="gramStart"/>
@@ -7486,7 +7453,7 @@
                 <w:szCs w:val="21"/>
                 <w:shd w:val="clear" w:color="auto" w:fill="FFFFFF"/>
               </w:rPr>
-              <w:t xml:space="preserve">18:11]&gt;&lt;5-bit </w:t>
+              <w:t xml:space="preserve">19:12]&gt;&lt;5-bit </w:t>
             </w:r>
             <w:proofErr w:type="spellStart"/>
             <w:r>
@@ -7508,20 +7475,7 @@
                 <w:szCs w:val="21"/>
                 <w:shd w:val="clear" w:color="auto" w:fill="FFFFFF"/>
               </w:rPr>
-              <w:t>&gt;</w:t>
-            </w:r>
-            <w:r>
-              <w:t xml:space="preserve"> </w:t>
-            </w:r>
-            <w:r>
-              <w:rPr>
-                <w:rFonts w:ascii="Helvetica" w:eastAsia="Times New Roman" w:hAnsi="Helvetica" w:cs="Helvetica"/>
-                <w:color w:val="333333"/>
-                <w:sz w:val="21"/>
-                <w:szCs w:val="21"/>
-                <w:shd w:val="clear" w:color="auto" w:fill="FFFFFF"/>
-              </w:rPr>
-              <w:t>&lt;7-bit opcode&gt;”</w:t>
+              <w:t>&gt; &lt;7-bit opcode&gt;”</w:t>
             </w:r>
           </w:p>
           <w:p>
@@ -7585,43 +7539,13 @@
                 <w:szCs w:val="21"/>
                 <w:shd w:val="clear" w:color="auto" w:fill="FFFFFF"/>
               </w:rPr>
-              <w:t xml:space="preserve">    Opcode= “</w:t>
-            </w:r>
-            <w:r>
-              <w:rPr>
-                <w:rFonts w:ascii="Helvetica" w:hAnsi="Helvetica" w:cs="Helvetica"/>
-                <w:color w:val="333333"/>
-                <w:sz w:val="21"/>
-                <w:szCs w:val="21"/>
-                <w:shd w:val="clear" w:color="auto" w:fill="FFFFFF"/>
-              </w:rPr>
-              <w:t>1101111</w:t>
-            </w:r>
-            <w:r>
-              <w:rPr>
-                <w:rFonts w:ascii="Helvetica" w:eastAsia="Times New Roman" w:hAnsi="Helvetica" w:cs="Helvetica"/>
-                <w:color w:val="333333"/>
-                <w:sz w:val="21"/>
-                <w:szCs w:val="21"/>
-                <w:shd w:val="clear" w:color="auto" w:fill="FFFFFF"/>
-              </w:rPr>
-              <w:t>”</w:t>
-            </w:r>
-            <w:r>
-              <w:rPr>
-                <w:rFonts w:ascii="Helvetica" w:hAnsi="Helvetica" w:cs="Helvetica"/>
-                <w:color w:val="333333"/>
-                <w:sz w:val="21"/>
-                <w:szCs w:val="21"/>
-                <w:shd w:val="clear" w:color="auto" w:fill="FFFFFF"/>
-              </w:rPr>
-              <w:t>.</w:t>
+              <w:t xml:space="preserve">    Opcode= “1101111”.</w:t>
             </w:r>
           </w:p>
           <w:p>
             <w:pPr>
               <w:rPr>
-                <w:rFonts w:ascii="Helvetica" w:hAnsi="Helvetica" w:cs="Helvetica"/>
+                <w:rFonts w:ascii="Helvetica" w:eastAsia="Times New Roman" w:hAnsi="Helvetica" w:cs="Helvetica"/>
                 <w:color w:val="333333"/>
                 <w:sz w:val="21"/>
                 <w:szCs w:val="21"/>
@@ -7631,7 +7555,7 @@
             <w:proofErr w:type="gramStart"/>
             <w:r>
               <w:rPr>
-                <w:rFonts w:ascii="Helvetica" w:hAnsi="Helvetica" w:cs="Helvetica"/>
+                <w:rFonts w:ascii="Helvetica" w:eastAsia="Times New Roman" w:hAnsi="Helvetica" w:cs="Helvetica"/>
                 <w:color w:val="333333"/>
                 <w:sz w:val="21"/>
                 <w:szCs w:val="21"/>
@@ -7642,7 +7566,7 @@
             <w:proofErr w:type="gramEnd"/>
             <w:r>
               <w:rPr>
-                <w:rFonts w:ascii="Helvetica" w:hAnsi="Helvetica" w:cs="Helvetica"/>
+                <w:rFonts w:ascii="Helvetica" w:eastAsia="Times New Roman" w:hAnsi="Helvetica" w:cs="Helvetica"/>
                 <w:color w:val="333333"/>
                 <w:sz w:val="21"/>
                 <w:szCs w:val="21"/>
@@ -7653,7 +7577,7 @@
             <w:proofErr w:type="gramStart"/>
             <w:r>
               <w:rPr>
-                <w:rFonts w:ascii="Helvetica" w:hAnsi="Helvetica" w:cs="Helvetica"/>
+                <w:rFonts w:ascii="Helvetica" w:eastAsia="Times New Roman" w:hAnsi="Helvetica" w:cs="Helvetica"/>
                 <w:color w:val="333333"/>
                 <w:sz w:val="21"/>
                 <w:szCs w:val="21"/>
@@ -7664,7 +7588,7 @@
             <w:proofErr w:type="spellStart"/>
             <w:r>
               <w:rPr>
-                <w:rFonts w:ascii="Helvetica" w:hAnsi="Helvetica" w:cs="Helvetica"/>
+                <w:rFonts w:ascii="Helvetica" w:eastAsia="Times New Roman" w:hAnsi="Helvetica" w:cs="Helvetica"/>
                 <w:color w:val="333333"/>
                 <w:sz w:val="21"/>
                 <w:szCs w:val="21"/>
@@ -7675,7 +7599,7 @@
             <w:proofErr w:type="spellEnd"/>
             <w:r>
               <w:rPr>
-                <w:rFonts w:ascii="Helvetica" w:hAnsi="Helvetica" w:cs="Helvetica"/>
+                <w:rFonts w:ascii="Helvetica" w:eastAsia="Times New Roman" w:hAnsi="Helvetica" w:cs="Helvetica"/>
                 <w:color w:val="333333"/>
                 <w:sz w:val="21"/>
                 <w:szCs w:val="21"/>
@@ -7686,19 +7610,19 @@
             <w:proofErr w:type="gramEnd"/>
             <w:r>
               <w:rPr>
-                <w:rFonts w:ascii="Helvetica" w:hAnsi="Helvetica" w:cs="Helvetica"/>
-                <w:color w:val="333333"/>
-                <w:sz w:val="21"/>
-                <w:szCs w:val="21"/>
-                <w:shd w:val="clear" w:color="auto" w:fill="FFFFFF"/>
-              </w:rPr>
-              <w:t>19:0])</w:t>
+                <w:rFonts w:ascii="Helvetica" w:eastAsia="Times New Roman" w:hAnsi="Helvetica" w:cs="Helvetica"/>
+                <w:color w:val="333333"/>
+                <w:sz w:val="21"/>
+                <w:szCs w:val="21"/>
+                <w:shd w:val="clear" w:color="auto" w:fill="FFFFFF"/>
+              </w:rPr>
+              <w:t>20:1] &amp; “00”)</w:t>
             </w:r>
           </w:p>
           <w:p>
             <w:pPr>
               <w:rPr>
-                <w:rFonts w:ascii="Helvetica" w:hAnsi="Helvetica" w:cs="Helvetica"/>
+                <w:rFonts w:ascii="Helvetica" w:eastAsia="Times New Roman" w:hAnsi="Helvetica" w:cs="Helvetica"/>
                 <w:color w:val="333333"/>
                 <w:sz w:val="21"/>
                 <w:szCs w:val="21"/>
@@ -7707,7 +7631,7 @@
             </w:pPr>
             <w:r>
               <w:rPr>
-                <w:rFonts w:ascii="Helvetica" w:hAnsi="Helvetica" w:cs="Helvetica"/>
+                <w:rFonts w:ascii="Helvetica" w:eastAsia="Times New Roman" w:hAnsi="Helvetica" w:cs="Helvetica"/>
                 <w:color w:val="333333"/>
                 <w:sz w:val="21"/>
                 <w:szCs w:val="21"/>
@@ -7719,7 +7643,7 @@
             <w:proofErr w:type="gramStart"/>
             <w:r>
               <w:rPr>
-                <w:rFonts w:ascii="Helvetica" w:hAnsi="Helvetica" w:cs="Helvetica"/>
+                <w:rFonts w:ascii="Helvetica" w:eastAsia="Times New Roman" w:hAnsi="Helvetica" w:cs="Helvetica"/>
                 <w:color w:val="333333"/>
                 <w:sz w:val="21"/>
                 <w:szCs w:val="21"/>
@@ -7730,7 +7654,7 @@
             <w:proofErr w:type="spellEnd"/>
             <w:r>
               <w:rPr>
-                <w:rFonts w:ascii="Helvetica" w:hAnsi="Helvetica" w:cs="Helvetica"/>
+                <w:rFonts w:ascii="Helvetica" w:eastAsia="Times New Roman" w:hAnsi="Helvetica" w:cs="Helvetica"/>
                 <w:color w:val="333333"/>
                 <w:sz w:val="21"/>
                 <w:szCs w:val="21"/>
@@ -7741,25 +7665,14 @@
             <w:proofErr w:type="gramEnd"/>
             <w:r>
               <w:rPr>
-                <w:rFonts w:ascii="Helvetica" w:hAnsi="Helvetica" w:cs="Helvetica"/>
-                <w:color w:val="333333"/>
-                <w:sz w:val="21"/>
-                <w:szCs w:val="21"/>
-                <w:shd w:val="clear" w:color="auto" w:fill="FFFFFF"/>
-              </w:rPr>
-              <w:t>19:0] points to a byte [not word or 16-bit]</w:t>
-            </w:r>
-          </w:p>
-          <w:p>
-            <w:pPr>
-              <w:rPr>
-                <w:rFonts w:ascii="Helvetica" w:eastAsia="Times New Roman" w:hAnsi="Helvetica" w:cs="Helvetica"/>
-                <w:color w:val="333333"/>
-                <w:sz w:val="21"/>
-                <w:szCs w:val="21"/>
-                <w:shd w:val="clear" w:color="auto" w:fill="FFFFFF"/>
-              </w:rPr>
-            </w:pPr>
+                <w:rFonts w:ascii="Helvetica" w:eastAsia="Times New Roman" w:hAnsi="Helvetica" w:cs="Helvetica"/>
+                <w:color w:val="333333"/>
+                <w:sz w:val="21"/>
+                <w:szCs w:val="21"/>
+                <w:shd w:val="clear" w:color="auto" w:fill="FFFFFF"/>
+              </w:rPr>
+              <w:t>20:1] points to a word [not a byte or 16-bit]</w:t>
+            </w:r>
           </w:p>
         </w:tc>
       </w:tr>
@@ -16780,7 +16693,6 @@
   <w:style w:type="character" w:default="1" w:styleId="DefaultParagraphFont">
     <w:name w:val="Default Paragraph Font"/>
     <w:uiPriority w:val="1"/>
-    <w:semiHidden/>
     <w:unhideWhenUsed/>
   </w:style>
   <w:style w:type="table" w:default="1" w:styleId="TableNormal">
